--- a/kp/multfilm-den/КП_AI_в_кадре_мультфильм_7_мин.docx
+++ b/kp/multfilm-den/КП_AI_в_кадре_мультфильм_7_мин.docx
@@ -978,248 +978,6 @@
                 <w:sz w:val="21"/>
               </w:rPr>
               <w:t>Один визуальный стиль на весь фильм: палитра, свет, локации.</w:t>
-            </w:r>
-          </w:p>
-        </w:tc>
-      </w:tr>
-    </w:tbl>
-    <w:p>
-      <w:pPr>
-        <w:spacing w:before="280" w:after="160" w:line="300" w:lineRule="auto"/>
-        <w:keepNext/>
-      </w:pPr>
-      <w:r>
-        <w:rPr>
-          <w:rFonts w:ascii="Arial" w:hAnsi="Arial" w:cs="Arial" w:eastAsia="Arial"/>
-          <w:b/>
-          <w:i w:val="0"/>
-          <w:color w:val="0E8F7D"/>
-          <w:sz w:val="24"/>
-        </w:rPr>
-        <w:t>Чего не делаем и почему</w:t>
-      </w:r>
-    </w:p>
-    <w:tbl>
-      <w:tblPr>
-        <w:tblW w:type="auto" w:w="0"/>
-        <w:jc w:val="left"/>
-        <w:tblLayout w:type="fixed"/>
-        <w:tblLook w:firstColumn="1" w:firstRow="1" w:lastColumn="0" w:lastRow="0" w:noHBand="0" w:noVBand="1" w:val="04A0"/>
-        <w:tblLayout w:type="fixed"/>
-      </w:tblPr>
-      <w:tblGrid>
-        <w:gridCol w:w="2608"/>
-        <w:gridCol w:w="6746"/>
-      </w:tblGrid>
-      <w:tr>
-        <w:trPr>
-          <w:cantSplit/>
-        </w:trPr>
-        <w:tc>
-          <w:tcPr>
-            <w:tcW w:type="dxa" w:w="2608"/>
-            <w:shd w:val="clear" w:color="auto" w:fill="FFFFFF"/>
-            <w:tcBorders>
-              <w:top w:val="single" w:sz="4" w:space="0" w:color="E2E8E6"/>
-              <w:left w:val="single" w:sz="4" w:space="0" w:color="E2E8E6"/>
-              <w:bottom w:val="single" w:sz="4" w:space="0" w:color="E2E8E6"/>
-              <w:right w:val="single" w:sz="4" w:space="0" w:color="E2E8E6"/>
-            </w:tcBorders>
-            <w:tcMar>
-              <w:top w:w="100" w:type="dxa"/>
-              <w:left w:w="140" w:type="dxa"/>
-              <w:bottom w:w="100" w:type="dxa"/>
-              <w:right w:w="140" w:type="dxa"/>
-            </w:tcMar>
-          </w:tcPr>
-          <w:p>
-            <w:pPr>
-              <w:spacing w:before="60" w:after="60" w:line="288" w:lineRule="auto"/>
-            </w:pPr>
-            <w:r>
-              <w:rPr>
-                <w:rFonts w:ascii="Arial" w:hAnsi="Arial" w:cs="Arial" w:eastAsia="Arial"/>
-                <w:b/>
-                <w:i w:val="0"/>
-                <w:color w:val="0E8F7D"/>
-                <w:sz w:val="21"/>
-              </w:rPr>
-              <w:t>Героев «с нуля» в каждой сцене</w:t>
-            </w:r>
-          </w:p>
-        </w:tc>
-        <w:tc>
-          <w:tcPr>
-            <w:tcW w:type="dxa" w:w="6746"/>
-            <w:shd w:val="clear" w:color="auto" w:fill="FFFFFF"/>
-            <w:tcBorders>
-              <w:top w:val="single" w:sz="4" w:space="0" w:color="E2E8E6"/>
-              <w:left w:val="single" w:sz="4" w:space="0" w:color="E2E8E6"/>
-              <w:bottom w:val="single" w:sz="4" w:space="0" w:color="E2E8E6"/>
-              <w:right w:val="single" w:sz="4" w:space="0" w:color="E2E8E6"/>
-            </w:tcBorders>
-            <w:tcMar>
-              <w:top w:w="100" w:type="dxa"/>
-              <w:left w:w="140" w:type="dxa"/>
-              <w:bottom w:w="100" w:type="dxa"/>
-              <w:right w:w="140" w:type="dxa"/>
-            </w:tcMar>
-          </w:tcPr>
-          <w:p>
-            <w:pPr>
-              <w:spacing w:before="60" w:after="60" w:line="288" w:lineRule="auto"/>
-            </w:pPr>
-            <w:r>
-              <w:rPr>
-                <w:rFonts w:ascii="Arial" w:hAnsi="Arial" w:cs="Arial" w:eastAsia="Arial"/>
-                <w:b w:val="0"/>
-                <w:i w:val="0"/>
-                <w:color w:val="333333"/>
-                <w:sz w:val="21"/>
-              </w:rPr>
-              <w:t>Иначе персонаж меняется от кадра к кадру — главная беда ИИ-анимации. Все сцены делаем от утверждённых листов персонажей.</w:t>
-            </w:r>
-          </w:p>
-        </w:tc>
-      </w:tr>
-      <w:tr>
-        <w:trPr>
-          <w:cantSplit/>
-        </w:trPr>
-        <w:tc>
-          <w:tcPr>
-            <w:tcW w:type="dxa" w:w="2608"/>
-            <w:shd w:val="clear" w:color="auto" w:fill="FFFFFF"/>
-            <w:tcBorders>
-              <w:top w:val="single" w:sz="4" w:space="0" w:color="E2E8E6"/>
-              <w:left w:val="single" w:sz="4" w:space="0" w:color="E2E8E6"/>
-              <w:bottom w:val="single" w:sz="4" w:space="0" w:color="E2E8E6"/>
-              <w:right w:val="single" w:sz="4" w:space="0" w:color="E2E8E6"/>
-            </w:tcBorders>
-            <w:tcMar>
-              <w:top w:w="100" w:type="dxa"/>
-              <w:left w:w="140" w:type="dxa"/>
-              <w:bottom w:w="100" w:type="dxa"/>
-              <w:right w:w="140" w:type="dxa"/>
-            </w:tcMar>
-          </w:tcPr>
-          <w:p>
-            <w:pPr>
-              <w:spacing w:before="60" w:after="60" w:line="288" w:lineRule="auto"/>
-            </w:pPr>
-            <w:r>
-              <w:rPr>
-                <w:rFonts w:ascii="Arial" w:hAnsi="Arial" w:cs="Arial" w:eastAsia="Arial"/>
-                <w:b/>
-                <w:i w:val="0"/>
-                <w:color w:val="0E8F7D"/>
-                <w:sz w:val="21"/>
-              </w:rPr>
-              <w:t>Копии чужих героев</w:t>
-            </w:r>
-          </w:p>
-        </w:tc>
-        <w:tc>
-          <w:tcPr>
-            <w:tcW w:type="dxa" w:w="6746"/>
-            <w:shd w:val="clear" w:color="auto" w:fill="FFFFFF"/>
-            <w:tcBorders>
-              <w:top w:val="single" w:sz="4" w:space="0" w:color="E2E8E6"/>
-              <w:left w:val="single" w:sz="4" w:space="0" w:color="E2E8E6"/>
-              <w:bottom w:val="single" w:sz="4" w:space="0" w:color="E2E8E6"/>
-              <w:right w:val="single" w:sz="4" w:space="0" w:color="E2E8E6"/>
-            </w:tcBorders>
-            <w:tcMar>
-              <w:top w:w="100" w:type="dxa"/>
-              <w:left w:w="140" w:type="dxa"/>
-              <w:bottom w:w="100" w:type="dxa"/>
-              <w:right w:w="140" w:type="dxa"/>
-            </w:tcMar>
-          </w:tcPr>
-          <w:p>
-            <w:pPr>
-              <w:spacing w:before="60" w:after="60" w:line="288" w:lineRule="auto"/>
-            </w:pPr>
-            <w:r>
-              <w:rPr>
-                <w:rFonts w:ascii="Arial" w:hAnsi="Arial" w:cs="Arial" w:eastAsia="Arial"/>
-                <w:b w:val="0"/>
-                <w:i w:val="0"/>
-                <w:color w:val="333333"/>
-                <w:sz w:val="21"/>
-              </w:rPr>
-              <w:t>Узнаваемые персонажи из известных мультфильмов — чужая собственность. Делаем своих, можно в похожем настроении.</w:t>
-            </w:r>
-          </w:p>
-        </w:tc>
-      </w:tr>
-      <w:tr>
-        <w:trPr>
-          <w:cantSplit/>
-        </w:trPr>
-        <w:tc>
-          <w:tcPr>
-            <w:tcW w:type="dxa" w:w="2608"/>
-            <w:shd w:val="clear" w:color="auto" w:fill="FFFFFF"/>
-            <w:tcBorders>
-              <w:top w:val="single" w:sz="4" w:space="0" w:color="E2E8E6"/>
-              <w:left w:val="single" w:sz="4" w:space="0" w:color="E2E8E6"/>
-              <w:bottom w:val="single" w:sz="4" w:space="0" w:color="E2E8E6"/>
-              <w:right w:val="single" w:sz="4" w:space="0" w:color="E2E8E6"/>
-            </w:tcBorders>
-            <w:tcMar>
-              <w:top w:w="100" w:type="dxa"/>
-              <w:left w:w="140" w:type="dxa"/>
-              <w:bottom w:w="100" w:type="dxa"/>
-              <w:right w:w="140" w:type="dxa"/>
-            </w:tcMar>
-          </w:tcPr>
-          <w:p>
-            <w:pPr>
-              <w:spacing w:before="60" w:after="60" w:line="288" w:lineRule="auto"/>
-            </w:pPr>
-            <w:r>
-              <w:rPr>
-                <w:rFonts w:ascii="Arial" w:hAnsi="Arial" w:cs="Arial" w:eastAsia="Arial"/>
-                <w:b/>
-                <w:i w:val="0"/>
-                <w:color w:val="0E8F7D"/>
-                <w:sz w:val="21"/>
-              </w:rPr>
-              <w:t>Длинные монологи одним кадром</w:t>
-            </w:r>
-          </w:p>
-        </w:tc>
-        <w:tc>
-          <w:tcPr>
-            <w:tcW w:type="dxa" w:w="6746"/>
-            <w:shd w:val="clear" w:color="auto" w:fill="FFFFFF"/>
-            <w:tcBorders>
-              <w:top w:val="single" w:sz="4" w:space="0" w:color="E2E8E6"/>
-              <w:left w:val="single" w:sz="4" w:space="0" w:color="E2E8E6"/>
-              <w:bottom w:val="single" w:sz="4" w:space="0" w:color="E2E8E6"/>
-              <w:right w:val="single" w:sz="4" w:space="0" w:color="E2E8E6"/>
-            </w:tcBorders>
-            <w:tcMar>
-              <w:top w:w="100" w:type="dxa"/>
-              <w:left w:w="140" w:type="dxa"/>
-              <w:bottom w:w="100" w:type="dxa"/>
-              <w:right w:w="140" w:type="dxa"/>
-            </w:tcMar>
-          </w:tcPr>
-          <w:p>
-            <w:pPr>
-              <w:spacing w:before="60" w:after="60" w:line="288" w:lineRule="auto"/>
-            </w:pPr>
-            <w:r>
-              <w:rPr>
-                <w:rFonts w:ascii="Arial" w:hAnsi="Arial" w:cs="Arial" w:eastAsia="Arial"/>
-                <w:b w:val="0"/>
-                <w:i w:val="0"/>
-                <w:color w:val="333333"/>
-                <w:sz w:val="21"/>
-              </w:rPr>
-              <w:t>Дробим реплики на планы со сменой ракурса — так живее и надёжнее по синхрону губ.</w:t>
             </w:r>
           </w:p>
         </w:tc>
